--- a/黄浩昀/语法巩固方案/学生版/第4课_语法讲义与练习_学生版.docx
+++ b/黄浩昀/语法巩固方案/学生版/第4课_语法讲义与练习_学生版.docx
@@ -29,7 +29,7 @@
           <w:color w:val="888888"/>
           <w:sz w:val="20"/>
         </w:rPr>
-        <w:t>【复习课 · 薄弱点：had better 50% · 反身代词 50%】黄浩昀 · 语法巩固与学习系列 · 学生版</w:t>
+        <w:t>【复习50% + 新知50% · 新知：定语从句·关系代词】黄浩昀 · 语法巩固与学习系列 · 学生版</w:t>
       </w:r>
     </w:p>
     <w:p>
@@ -59,7 +59,37 @@
           <w:color w:val="2E75B6"/>
           <w:sz w:val="24"/>
         </w:rPr>
-        <w:t>4.1 had better 用法</w:t>
+        <w:t>4.0 复习板块（50%）· 八年级系统板块：情态动词与反身代词</w:t>
+      </w:r>
+    </w:p>
+    <w:p>
+      <w:pPr>
+        <w:pStyle w:val="ListBullet"/>
+        <w:spacing w:after="20"/>
+      </w:pPr>
+      <w:r>
+        <w:rPr>
+          <w:rFonts w:ascii="Times New Roman" w:hAnsi="Times New Roman" w:eastAsia="微软雅黑"/>
+          <w:b w:val="0"/>
+          <w:i w:val="0"/>
+          <w:sz w:val="22"/>
+        </w:rPr>
+        <w:t>—— 本课复习八年级系统板块 ——</w:t>
+      </w:r>
+    </w:p>
+    <w:p>
+      <w:pPr>
+        <w:spacing w:before="80"/>
+      </w:pPr>
+      <w:r>
+        <w:rPr>
+          <w:rFonts w:ascii="Times New Roman" w:hAnsi="Times New Roman" w:eastAsia="微软雅黑"/>
+          <w:b/>
+          <w:i w:val="0"/>
+          <w:color w:val="2E75B6"/>
+          <w:sz w:val="24"/>
+        </w:rPr>
+        <w:t>4.1 had better 框架</w:t>
       </w:r>
     </w:p>
     <w:p>
@@ -75,7 +105,7 @@
           <w:color w:val="C00000"/>
           <w:sz w:val="22"/>
         </w:rPr>
-        <w:t>had better + 动词原形；否定：had better not + 动词原形（not 在 better 后）。</w:t>
+        <w:t>had better + 动词原形；否定 had better not + 动词原形（not 在 better 后）；同义表达 should (not) do。</w:t>
       </w:r>
     </w:p>
     <w:p>
@@ -90,7 +120,7 @@
           <w:i/>
           <w:sz w:val="22"/>
         </w:rPr>
-        <w:t xml:space="preserve">You'd better not eat so much junk food, because it will harm your health.　</w:t>
+        <w:t xml:space="preserve">You'd better not eat so much junk food, which is bad for your health, and you'd better take more exercise every day.　</w:t>
       </w:r>
       <w:r>
         <w:rPr>
@@ -100,7 +130,7 @@
           <w:color w:val="595959"/>
           <w:sz w:val="22"/>
         </w:rPr>
-        <w:t>你最好别吃那么多垃圾食品，因为它会损害你的健康。</w:t>
+        <w:t>你最好别吃那么多垃圾食品，它对健康有害，而且你最好每天多锻炼。</w:t>
       </w:r>
     </w:p>
     <w:p>
@@ -115,50 +145,311 @@
           <w:color w:val="2E75B6"/>
           <w:sz w:val="24"/>
         </w:rPr>
-        <w:t>4.2 反身代词</w:t>
+        <w:t>4.2 反身代词八宫格与固定搭配</w:t>
       </w:r>
     </w:p>
-    <w:p>
-      <w:pPr>
-        <w:pStyle w:val="ListBullet"/>
-        <w:spacing w:after="20"/>
-      </w:pPr>
-      <w:r>
-        <w:rPr>
-          <w:rFonts w:ascii="Times New Roman" w:hAnsi="Times New Roman" w:eastAsia="微软雅黑"/>
-          <w:b/>
-          <w:i w:val="0"/>
-          <w:color w:val="C00000"/>
-          <w:sz w:val="22"/>
-        </w:rPr>
-        <w:t>myself/yourself/himself/herself/itself/ourselves/yourselves/themselves。常用搭配：teach oneself、enjoy oneself、by oneself、help oneself to。</w:t>
-      </w:r>
-    </w:p>
-    <w:p>
-      <w:pPr>
-        <w:spacing w:lineRule="auto" w:line="312" w:after="20"/>
-        <w:ind w:left="340"/>
-      </w:pPr>
-      <w:r>
-        <w:rPr>
-          <w:rFonts w:ascii="Times New Roman" w:hAnsi="Times New Roman" w:eastAsia="微软雅黑"/>
-          <w:b w:val="0"/>
-          <w:i/>
-          <w:sz w:val="22"/>
-        </w:rPr>
-        <w:t xml:space="preserve">She taught herself English, and she enjoys herself at the weekend.　</w:t>
-      </w:r>
-      <w:r>
-        <w:rPr>
-          <w:rFonts w:ascii="Times New Roman" w:hAnsi="Times New Roman" w:eastAsia="微软雅黑"/>
-          <w:b w:val="0"/>
-          <w:i w:val="0"/>
-          <w:color w:val="595959"/>
-          <w:sz w:val="22"/>
-        </w:rPr>
-        <w:t>她自学英语，周末也过得很开心。</w:t>
-      </w:r>
-    </w:p>
+    <w:tbl>
+      <w:tblPr>
+        <w:tblStyle w:val="TableGrid"/>
+        <w:tblW w:type="auto" w:w="0"/>
+        <w:jc w:val="center"/>
+        <w:tblLook w:firstColumn="1" w:firstRow="1" w:lastColumn="0" w:lastRow="0" w:noHBand="0" w:noVBand="1" w:val="04A0"/>
+      </w:tblPr>
+      <w:tblGrid>
+        <w:gridCol w:w="2550"/>
+        <w:gridCol w:w="2550"/>
+        <w:gridCol w:w="2550"/>
+        <w:gridCol w:w="2550"/>
+      </w:tblGrid>
+      <w:tr>
+        <w:tc>
+          <w:tcPr>
+            <w:tcW w:type="dxa" w:w="2550"/>
+            <w:shd w:val="clear" w:fill="1F4E79"/>
+          </w:tcPr>
+          <w:p>
+            <w:r/>
+            <w:r>
+              <w:rPr>
+                <w:rFonts w:ascii="Times New Roman" w:hAnsi="Times New Roman" w:eastAsia="微软雅黑"/>
+                <w:b/>
+                <w:i w:val="0"/>
+                <w:color w:val="FFFFFF"/>
+                <w:sz w:val="20"/>
+              </w:rPr>
+              <w:t>人称</w:t>
+            </w:r>
+          </w:p>
+        </w:tc>
+        <w:tc>
+          <w:tcPr>
+            <w:tcW w:type="dxa" w:w="2550"/>
+            <w:shd w:val="clear" w:fill="1F4E79"/>
+          </w:tcPr>
+          <w:p>
+            <w:r/>
+            <w:r>
+              <w:rPr>
+                <w:rFonts w:ascii="Times New Roman" w:hAnsi="Times New Roman" w:eastAsia="微软雅黑"/>
+                <w:b/>
+                <w:i w:val="0"/>
+                <w:color w:val="FFFFFF"/>
+                <w:sz w:val="20"/>
+              </w:rPr>
+              <w:t>单数</w:t>
+            </w:r>
+          </w:p>
+        </w:tc>
+        <w:tc>
+          <w:tcPr>
+            <w:tcW w:type="dxa" w:w="2550"/>
+            <w:shd w:val="clear" w:fill="1F4E79"/>
+          </w:tcPr>
+          <w:p>
+            <w:r/>
+            <w:r>
+              <w:rPr>
+                <w:rFonts w:ascii="Times New Roman" w:hAnsi="Times New Roman" w:eastAsia="微软雅黑"/>
+                <w:b/>
+                <w:i w:val="0"/>
+                <w:color w:val="FFFFFF"/>
+                <w:sz w:val="20"/>
+              </w:rPr>
+              <w:t>复数</w:t>
+            </w:r>
+          </w:p>
+        </w:tc>
+        <w:tc>
+          <w:tcPr>
+            <w:tcW w:type="dxa" w:w="2550"/>
+            <w:shd w:val="clear" w:fill="1F4E79"/>
+          </w:tcPr>
+          <w:p>
+            <w:r/>
+            <w:r>
+              <w:rPr>
+                <w:rFonts w:ascii="Times New Roman" w:hAnsi="Times New Roman" w:eastAsia="微软雅黑"/>
+                <w:b/>
+                <w:i w:val="0"/>
+                <w:color w:val="FFFFFF"/>
+                <w:sz w:val="20"/>
+              </w:rPr>
+              <w:t>固定搭配</w:t>
+            </w:r>
+          </w:p>
+        </w:tc>
+      </w:tr>
+      <w:tr>
+        <w:tc>
+          <w:tcPr>
+            <w:tcW w:type="dxa" w:w="2550"/>
+          </w:tcPr>
+          <w:p>
+            <w:r/>
+            <w:r>
+              <w:rPr>
+                <w:rFonts w:ascii="Times New Roman" w:hAnsi="Times New Roman" w:eastAsia="微软雅黑"/>
+                <w:b w:val="0"/>
+                <w:i w:val="0"/>
+                <w:sz w:val="20"/>
+              </w:rPr>
+              <w:t>第一人称</w:t>
+            </w:r>
+          </w:p>
+        </w:tc>
+        <w:tc>
+          <w:tcPr>
+            <w:tcW w:type="dxa" w:w="2550"/>
+          </w:tcPr>
+          <w:p>
+            <w:r/>
+            <w:r>
+              <w:rPr>
+                <w:rFonts w:ascii="Times New Roman" w:hAnsi="Times New Roman" w:eastAsia="微软雅黑"/>
+                <w:b w:val="0"/>
+                <w:i w:val="0"/>
+                <w:sz w:val="20"/>
+              </w:rPr>
+              <w:t>myself</w:t>
+            </w:r>
+          </w:p>
+        </w:tc>
+        <w:tc>
+          <w:tcPr>
+            <w:tcW w:type="dxa" w:w="2550"/>
+          </w:tcPr>
+          <w:p>
+            <w:r/>
+            <w:r>
+              <w:rPr>
+                <w:rFonts w:ascii="Times New Roman" w:hAnsi="Times New Roman" w:eastAsia="微软雅黑"/>
+                <w:b w:val="0"/>
+                <w:i w:val="0"/>
+                <w:sz w:val="20"/>
+              </w:rPr>
+              <w:t>ourselves</w:t>
+            </w:r>
+          </w:p>
+        </w:tc>
+        <w:tc>
+          <w:tcPr>
+            <w:tcW w:type="dxa" w:w="2550"/>
+          </w:tcPr>
+          <w:p>
+            <w:r/>
+            <w:r>
+              <w:rPr>
+                <w:rFonts w:ascii="Times New Roman" w:hAnsi="Times New Roman" w:eastAsia="微软雅黑"/>
+                <w:b w:val="0"/>
+                <w:i w:val="0"/>
+                <w:sz w:val="20"/>
+              </w:rPr>
+              <w:t>teach oneself 自学</w:t>
+            </w:r>
+          </w:p>
+        </w:tc>
+      </w:tr>
+      <w:tr>
+        <w:tc>
+          <w:tcPr>
+            <w:tcW w:type="dxa" w:w="2550"/>
+          </w:tcPr>
+          <w:p>
+            <w:r/>
+            <w:r>
+              <w:rPr>
+                <w:rFonts w:ascii="Times New Roman" w:hAnsi="Times New Roman" w:eastAsia="微软雅黑"/>
+                <w:b w:val="0"/>
+                <w:i w:val="0"/>
+                <w:sz w:val="20"/>
+              </w:rPr>
+              <w:t>第二人称</w:t>
+            </w:r>
+          </w:p>
+        </w:tc>
+        <w:tc>
+          <w:tcPr>
+            <w:tcW w:type="dxa" w:w="2550"/>
+          </w:tcPr>
+          <w:p>
+            <w:r/>
+            <w:r>
+              <w:rPr>
+                <w:rFonts w:ascii="Times New Roman" w:hAnsi="Times New Roman" w:eastAsia="微软雅黑"/>
+                <w:b w:val="0"/>
+                <w:i w:val="0"/>
+                <w:sz w:val="20"/>
+              </w:rPr>
+              <w:t>yourself</w:t>
+            </w:r>
+          </w:p>
+        </w:tc>
+        <w:tc>
+          <w:tcPr>
+            <w:tcW w:type="dxa" w:w="2550"/>
+          </w:tcPr>
+          <w:p>
+            <w:r/>
+            <w:r>
+              <w:rPr>
+                <w:rFonts w:ascii="Times New Roman" w:hAnsi="Times New Roman" w:eastAsia="微软雅黑"/>
+                <w:b w:val="0"/>
+                <w:i w:val="0"/>
+                <w:sz w:val="20"/>
+              </w:rPr>
+              <w:t>yourselves</w:t>
+            </w:r>
+          </w:p>
+        </w:tc>
+        <w:tc>
+          <w:tcPr>
+            <w:tcW w:type="dxa" w:w="2550"/>
+          </w:tcPr>
+          <w:p>
+            <w:r/>
+            <w:r>
+              <w:rPr>
+                <w:rFonts w:ascii="Times New Roman" w:hAnsi="Times New Roman" w:eastAsia="微软雅黑"/>
+                <w:b w:val="0"/>
+                <w:i w:val="0"/>
+                <w:sz w:val="20"/>
+              </w:rPr>
+              <w:t>enjoy oneself 玩得开心</w:t>
+            </w:r>
+          </w:p>
+        </w:tc>
+      </w:tr>
+      <w:tr>
+        <w:tc>
+          <w:tcPr>
+            <w:tcW w:type="dxa" w:w="2550"/>
+          </w:tcPr>
+          <w:p>
+            <w:r/>
+            <w:r>
+              <w:rPr>
+                <w:rFonts w:ascii="Times New Roman" w:hAnsi="Times New Roman" w:eastAsia="微软雅黑"/>
+                <w:b w:val="0"/>
+                <w:i w:val="0"/>
+                <w:sz w:val="20"/>
+              </w:rPr>
+              <w:t>第三人称</w:t>
+            </w:r>
+          </w:p>
+        </w:tc>
+        <w:tc>
+          <w:tcPr>
+            <w:tcW w:type="dxa" w:w="2550"/>
+          </w:tcPr>
+          <w:p>
+            <w:r/>
+            <w:r>
+              <w:rPr>
+                <w:rFonts w:ascii="Times New Roman" w:hAnsi="Times New Roman" w:eastAsia="微软雅黑"/>
+                <w:b w:val="0"/>
+                <w:i w:val="0"/>
+                <w:sz w:val="20"/>
+              </w:rPr>
+              <w:t>himself/herself/itself</w:t>
+            </w:r>
+          </w:p>
+        </w:tc>
+        <w:tc>
+          <w:tcPr>
+            <w:tcW w:type="dxa" w:w="2550"/>
+          </w:tcPr>
+          <w:p>
+            <w:r/>
+            <w:r>
+              <w:rPr>
+                <w:rFonts w:ascii="Times New Roman" w:hAnsi="Times New Roman" w:eastAsia="微软雅黑"/>
+                <w:b w:val="0"/>
+                <w:i w:val="0"/>
+                <w:sz w:val="20"/>
+              </w:rPr>
+              <w:t>themselves</w:t>
+            </w:r>
+          </w:p>
+        </w:tc>
+        <w:tc>
+          <w:tcPr>
+            <w:tcW w:type="dxa" w:w="2550"/>
+          </w:tcPr>
+          <w:p>
+            <w:r/>
+            <w:r>
+              <w:rPr>
+                <w:rFonts w:ascii="Times New Roman" w:hAnsi="Times New Roman" w:eastAsia="微软雅黑"/>
+                <w:b w:val="0"/>
+                <w:i w:val="0"/>
+                <w:sz w:val="20"/>
+              </w:rPr>
+              <w:t>by oneself 独自 / help oneself to 随便吃 / dress oneself 自己穿衣</w:t>
+            </w:r>
+          </w:p>
+        </w:tc>
+      </w:tr>
+    </w:tbl>
     <w:p>
       <w:pPr>
         <w:spacing w:before="80"/>
@@ -187,7 +478,7 @@
           <w:color w:val="C00000"/>
           <w:sz w:val="22"/>
         </w:rPr>
-        <w:t>must + 原形：一定（肯定）；can't + 原形：不可能（否定）；might + 原形：可能（不确定）。</w:t>
+        <w:t>must + 原形：一定（肯定推测）；can't + 原形：不可能（否定推测）；might + 原形：可能（不确定）。对过去推测：must/can't/might + have done。</w:t>
       </w:r>
     </w:p>
     <w:p>
@@ -202,7 +493,7 @@
           <w:i/>
           <w:sz w:val="22"/>
         </w:rPr>
-        <w:t xml:space="preserve">The light is on, so he must be at home; that can't be his brother.　</w:t>
+        <w:t xml:space="preserve">The light is on, so he must be at home; but the man outside can't be him, because he is in Beijing now.　</w:t>
       </w:r>
       <w:r>
         <w:rPr>
@@ -212,7 +503,596 @@
           <w:color w:val="595959"/>
           <w:sz w:val="22"/>
         </w:rPr>
-        <w:t>灯亮着，所以他一定在家；那不可能是他哥哥。</w:t>
+        <w:t>灯亮着，所以他一定在家；但外面那个人不可能是他，因为他在北京。</w:t>
+      </w:r>
+    </w:p>
+    <w:p>
+      <w:pPr>
+        <w:spacing w:before="80"/>
+      </w:pPr>
+      <w:r>
+        <w:rPr>
+          <w:rFonts w:ascii="Times New Roman" w:hAnsi="Times New Roman" w:eastAsia="微软雅黑"/>
+          <w:b/>
+          <w:i w:val="0"/>
+          <w:color w:val="2E75B6"/>
+          <w:sz w:val="24"/>
+        </w:rPr>
+        <w:t>4.4 新知板块（50%）· 九年级新语法：定语从句·关系代词</w:t>
+      </w:r>
+    </w:p>
+    <w:p>
+      <w:pPr>
+        <w:pStyle w:val="ListBullet"/>
+        <w:spacing w:after="20"/>
+      </w:pPr>
+      <w:r>
+        <w:rPr>
+          <w:rFonts w:ascii="Times New Roman" w:hAnsi="Times New Roman" w:eastAsia="微软雅黑"/>
+          <w:b w:val="0"/>
+          <w:i w:val="0"/>
+          <w:sz w:val="22"/>
+        </w:rPr>
+        <w:t>—— 本课新学九年级语法：定语从句（完整体系第 1 讲：关系代词）——</w:t>
+      </w:r>
+    </w:p>
+    <w:p>
+      <w:pPr>
+        <w:spacing w:before="80"/>
+      </w:pPr>
+      <w:r>
+        <w:rPr>
+          <w:rFonts w:ascii="Times New Roman" w:hAnsi="Times New Roman" w:eastAsia="微软雅黑"/>
+          <w:b/>
+          <w:i w:val="0"/>
+          <w:color w:val="2E75B6"/>
+          <w:sz w:val="24"/>
+        </w:rPr>
+        <w:t>4.5 定语从句定义与三要素</w:t>
+      </w:r>
+    </w:p>
+    <w:p>
+      <w:pPr>
+        <w:pStyle w:val="ListBullet"/>
+        <w:spacing w:after="20"/>
+      </w:pPr>
+      <w:r>
+        <w:rPr>
+          <w:rFonts w:ascii="Times New Roman" w:hAnsi="Times New Roman" w:eastAsia="微软雅黑"/>
+          <w:b/>
+          <w:i w:val="0"/>
+          <w:color w:val="C00000"/>
+          <w:sz w:val="22"/>
+        </w:rPr>
+        <w:t>在句中修饰名词/代词的从句叫定语从句；被修饰的词叫先行词，连接从句的词叫关系词。结构：先行词 + 关系词 + 从句。</w:t>
+      </w:r>
+    </w:p>
+    <w:p>
+      <w:pPr>
+        <w:spacing w:lineRule="auto" w:line="312" w:after="20"/>
+        <w:ind w:left="340"/>
+      </w:pPr>
+      <w:r>
+        <w:rPr>
+          <w:rFonts w:ascii="Times New Roman" w:hAnsi="Times New Roman" w:eastAsia="微软雅黑"/>
+          <w:b w:val="0"/>
+          <w:i/>
+          <w:sz w:val="22"/>
+        </w:rPr>
+        <w:t xml:space="preserve">The girl who is standing under the tree is my best friend, and she often helps me with my studies.　</w:t>
+      </w:r>
+      <w:r>
+        <w:rPr>
+          <w:rFonts w:ascii="Times New Roman" w:hAnsi="Times New Roman" w:eastAsia="微软雅黑"/>
+          <w:b w:val="0"/>
+          <w:i w:val="0"/>
+          <w:color w:val="595959"/>
+          <w:sz w:val="22"/>
+        </w:rPr>
+        <w:t>站在树下的那个女孩是我最好的朋友，她经常帮助我学习。</w:t>
+      </w:r>
+    </w:p>
+    <w:p>
+      <w:pPr>
+        <w:spacing w:before="80"/>
+      </w:pPr>
+      <w:r>
+        <w:rPr>
+          <w:rFonts w:ascii="Times New Roman" w:hAnsi="Times New Roman" w:eastAsia="微软雅黑"/>
+          <w:b/>
+          <w:i w:val="0"/>
+          <w:color w:val="2E75B6"/>
+          <w:sz w:val="24"/>
+        </w:rPr>
+        <w:t>4.6 关系代词框架表</w:t>
+      </w:r>
+    </w:p>
+    <w:tbl>
+      <w:tblPr>
+        <w:tblStyle w:val="TableGrid"/>
+        <w:tblW w:type="auto" w:w="0"/>
+        <w:jc w:val="center"/>
+        <w:tblLook w:firstColumn="1" w:firstRow="1" w:lastColumn="0" w:lastRow="0" w:noHBand="0" w:noVBand="1" w:val="04A0"/>
+      </w:tblPr>
+      <w:tblGrid>
+        <w:gridCol w:w="2550"/>
+        <w:gridCol w:w="2550"/>
+        <w:gridCol w:w="2550"/>
+        <w:gridCol w:w="2550"/>
+      </w:tblGrid>
+      <w:tr>
+        <w:tc>
+          <w:tcPr>
+            <w:tcW w:type="dxa" w:w="2550"/>
+            <w:shd w:val="clear" w:fill="1F4E79"/>
+          </w:tcPr>
+          <w:p>
+            <w:r/>
+            <w:r>
+              <w:rPr>
+                <w:rFonts w:ascii="Times New Roman" w:hAnsi="Times New Roman" w:eastAsia="微软雅黑"/>
+                <w:b/>
+                <w:i w:val="0"/>
+                <w:color w:val="FFFFFF"/>
+                <w:sz w:val="20"/>
+              </w:rPr>
+              <w:t>关系代词</w:t>
+            </w:r>
+          </w:p>
+        </w:tc>
+        <w:tc>
+          <w:tcPr>
+            <w:tcW w:type="dxa" w:w="2550"/>
+            <w:shd w:val="clear" w:fill="1F4E79"/>
+          </w:tcPr>
+          <w:p>
+            <w:r/>
+            <w:r>
+              <w:rPr>
+                <w:rFonts w:ascii="Times New Roman" w:hAnsi="Times New Roman" w:eastAsia="微软雅黑"/>
+                <w:b/>
+                <w:i w:val="0"/>
+                <w:color w:val="FFFFFF"/>
+                <w:sz w:val="20"/>
+              </w:rPr>
+              <w:t>指代</w:t>
+            </w:r>
+          </w:p>
+        </w:tc>
+        <w:tc>
+          <w:tcPr>
+            <w:tcW w:type="dxa" w:w="2550"/>
+            <w:shd w:val="clear" w:fill="1F4E79"/>
+          </w:tcPr>
+          <w:p>
+            <w:r/>
+            <w:r>
+              <w:rPr>
+                <w:rFonts w:ascii="Times New Roman" w:hAnsi="Times New Roman" w:eastAsia="微软雅黑"/>
+                <w:b/>
+                <w:i w:val="0"/>
+                <w:color w:val="FFFFFF"/>
+                <w:sz w:val="20"/>
+              </w:rPr>
+              <w:t>从句成分</w:t>
+            </w:r>
+          </w:p>
+        </w:tc>
+        <w:tc>
+          <w:tcPr>
+            <w:tcW w:type="dxa" w:w="2550"/>
+            <w:shd w:val="clear" w:fill="1F4E79"/>
+          </w:tcPr>
+          <w:p>
+            <w:r/>
+            <w:r>
+              <w:rPr>
+                <w:rFonts w:ascii="Times New Roman" w:hAnsi="Times New Roman" w:eastAsia="微软雅黑"/>
+                <w:b/>
+                <w:i w:val="0"/>
+                <w:color w:val="FFFFFF"/>
+                <w:sz w:val="20"/>
+              </w:rPr>
+              <w:t>例句</w:t>
+            </w:r>
+          </w:p>
+        </w:tc>
+      </w:tr>
+      <w:tr>
+        <w:tc>
+          <w:tcPr>
+            <w:tcW w:type="dxa" w:w="2550"/>
+          </w:tcPr>
+          <w:p>
+            <w:r/>
+            <w:r>
+              <w:rPr>
+                <w:rFonts w:ascii="Times New Roman" w:hAnsi="Times New Roman" w:eastAsia="微软雅黑"/>
+                <w:b w:val="0"/>
+                <w:i w:val="0"/>
+                <w:sz w:val="20"/>
+              </w:rPr>
+              <w:t>who</w:t>
+            </w:r>
+          </w:p>
+        </w:tc>
+        <w:tc>
+          <w:tcPr>
+            <w:tcW w:type="dxa" w:w="2550"/>
+          </w:tcPr>
+          <w:p>
+            <w:r/>
+            <w:r>
+              <w:rPr>
+                <w:rFonts w:ascii="Times New Roman" w:hAnsi="Times New Roman" w:eastAsia="微软雅黑"/>
+                <w:b w:val="0"/>
+                <w:i w:val="0"/>
+                <w:sz w:val="20"/>
+              </w:rPr>
+              <w:t>人</w:t>
+            </w:r>
+          </w:p>
+        </w:tc>
+        <w:tc>
+          <w:tcPr>
+            <w:tcW w:type="dxa" w:w="2550"/>
+          </w:tcPr>
+          <w:p>
+            <w:r/>
+            <w:r>
+              <w:rPr>
+                <w:rFonts w:ascii="Times New Roman" w:hAnsi="Times New Roman" w:eastAsia="微软雅黑"/>
+                <w:b w:val="0"/>
+                <w:i w:val="0"/>
+                <w:sz w:val="20"/>
+              </w:rPr>
+              <w:t>主语/宾语</w:t>
+            </w:r>
+          </w:p>
+        </w:tc>
+        <w:tc>
+          <w:tcPr>
+            <w:tcW w:type="dxa" w:w="2550"/>
+          </w:tcPr>
+          <w:p>
+            <w:r/>
+            <w:r>
+              <w:rPr>
+                <w:rFonts w:ascii="Times New Roman" w:hAnsi="Times New Roman" w:eastAsia="微软雅黑"/>
+                <w:b w:val="0"/>
+                <w:i w:val="0"/>
+                <w:sz w:val="20"/>
+              </w:rPr>
+              <w:t>The girl who sings well is my sister.</w:t>
+            </w:r>
+          </w:p>
+        </w:tc>
+      </w:tr>
+      <w:tr>
+        <w:tc>
+          <w:tcPr>
+            <w:tcW w:type="dxa" w:w="2550"/>
+          </w:tcPr>
+          <w:p>
+            <w:r/>
+            <w:r>
+              <w:rPr>
+                <w:rFonts w:ascii="Times New Roman" w:hAnsi="Times New Roman" w:eastAsia="微软雅黑"/>
+                <w:b w:val="0"/>
+                <w:i w:val="0"/>
+                <w:sz w:val="20"/>
+              </w:rPr>
+              <w:t>whom</w:t>
+            </w:r>
+          </w:p>
+        </w:tc>
+        <w:tc>
+          <w:tcPr>
+            <w:tcW w:type="dxa" w:w="2550"/>
+          </w:tcPr>
+          <w:p>
+            <w:r/>
+            <w:r>
+              <w:rPr>
+                <w:rFonts w:ascii="Times New Roman" w:hAnsi="Times New Roman" w:eastAsia="微软雅黑"/>
+                <w:b w:val="0"/>
+                <w:i w:val="0"/>
+                <w:sz w:val="20"/>
+              </w:rPr>
+              <w:t>人</w:t>
+            </w:r>
+          </w:p>
+        </w:tc>
+        <w:tc>
+          <w:tcPr>
+            <w:tcW w:type="dxa" w:w="2550"/>
+          </w:tcPr>
+          <w:p>
+            <w:r/>
+            <w:r>
+              <w:rPr>
+                <w:rFonts w:ascii="Times New Roman" w:hAnsi="Times New Roman" w:eastAsia="微软雅黑"/>
+                <w:b w:val="0"/>
+                <w:i w:val="0"/>
+                <w:sz w:val="20"/>
+              </w:rPr>
+              <w:t>宾语</w:t>
+            </w:r>
+          </w:p>
+        </w:tc>
+        <w:tc>
+          <w:tcPr>
+            <w:tcW w:type="dxa" w:w="2550"/>
+          </w:tcPr>
+          <w:p>
+            <w:r/>
+            <w:r>
+              <w:rPr>
+                <w:rFonts w:ascii="Times New Roman" w:hAnsi="Times New Roman" w:eastAsia="微软雅黑"/>
+                <w:b w:val="0"/>
+                <w:i w:val="0"/>
+                <w:sz w:val="20"/>
+              </w:rPr>
+              <w:t>The man whom I met is my uncle.</w:t>
+            </w:r>
+          </w:p>
+        </w:tc>
+      </w:tr>
+      <w:tr>
+        <w:tc>
+          <w:tcPr>
+            <w:tcW w:type="dxa" w:w="2550"/>
+          </w:tcPr>
+          <w:p>
+            <w:r/>
+            <w:r>
+              <w:rPr>
+                <w:rFonts w:ascii="Times New Roman" w:hAnsi="Times New Roman" w:eastAsia="微软雅黑"/>
+                <w:b w:val="0"/>
+                <w:i w:val="0"/>
+                <w:sz w:val="20"/>
+              </w:rPr>
+              <w:t>which</w:t>
+            </w:r>
+          </w:p>
+        </w:tc>
+        <w:tc>
+          <w:tcPr>
+            <w:tcW w:type="dxa" w:w="2550"/>
+          </w:tcPr>
+          <w:p>
+            <w:r/>
+            <w:r>
+              <w:rPr>
+                <w:rFonts w:ascii="Times New Roman" w:hAnsi="Times New Roman" w:eastAsia="微软雅黑"/>
+                <w:b w:val="0"/>
+                <w:i w:val="0"/>
+                <w:sz w:val="20"/>
+              </w:rPr>
+              <w:t>物</w:t>
+            </w:r>
+          </w:p>
+        </w:tc>
+        <w:tc>
+          <w:tcPr>
+            <w:tcW w:type="dxa" w:w="2550"/>
+          </w:tcPr>
+          <w:p>
+            <w:r/>
+            <w:r>
+              <w:rPr>
+                <w:rFonts w:ascii="Times New Roman" w:hAnsi="Times New Roman" w:eastAsia="微软雅黑"/>
+                <w:b w:val="0"/>
+                <w:i w:val="0"/>
+                <w:sz w:val="20"/>
+              </w:rPr>
+              <w:t>主语/宾语</w:t>
+            </w:r>
+          </w:p>
+        </w:tc>
+        <w:tc>
+          <w:tcPr>
+            <w:tcW w:type="dxa" w:w="2550"/>
+          </w:tcPr>
+          <w:p>
+            <w:r/>
+            <w:r>
+              <w:rPr>
+                <w:rFonts w:ascii="Times New Roman" w:hAnsi="Times New Roman" w:eastAsia="微软雅黑"/>
+                <w:b w:val="0"/>
+                <w:i w:val="0"/>
+                <w:sz w:val="20"/>
+              </w:rPr>
+              <w:t>I like music which is quiet.</w:t>
+            </w:r>
+          </w:p>
+        </w:tc>
+      </w:tr>
+      <w:tr>
+        <w:tc>
+          <w:tcPr>
+            <w:tcW w:type="dxa" w:w="2550"/>
+          </w:tcPr>
+          <w:p>
+            <w:r/>
+            <w:r>
+              <w:rPr>
+                <w:rFonts w:ascii="Times New Roman" w:hAnsi="Times New Roman" w:eastAsia="微软雅黑"/>
+                <w:b w:val="0"/>
+                <w:i w:val="0"/>
+                <w:sz w:val="20"/>
+              </w:rPr>
+              <w:t>that</w:t>
+            </w:r>
+          </w:p>
+        </w:tc>
+        <w:tc>
+          <w:tcPr>
+            <w:tcW w:type="dxa" w:w="2550"/>
+          </w:tcPr>
+          <w:p>
+            <w:r/>
+            <w:r>
+              <w:rPr>
+                <w:rFonts w:ascii="Times New Roman" w:hAnsi="Times New Roman" w:eastAsia="微软雅黑"/>
+                <w:b w:val="0"/>
+                <w:i w:val="0"/>
+                <w:sz w:val="20"/>
+              </w:rPr>
+              <w:t>人/物通用</w:t>
+            </w:r>
+          </w:p>
+        </w:tc>
+        <w:tc>
+          <w:tcPr>
+            <w:tcW w:type="dxa" w:w="2550"/>
+          </w:tcPr>
+          <w:p>
+            <w:r/>
+            <w:r>
+              <w:rPr>
+                <w:rFonts w:ascii="Times New Roman" w:hAnsi="Times New Roman" w:eastAsia="微软雅黑"/>
+                <w:b w:val="0"/>
+                <w:i w:val="0"/>
+                <w:sz w:val="20"/>
+              </w:rPr>
+              <w:t>主语/宾语</w:t>
+            </w:r>
+          </w:p>
+        </w:tc>
+        <w:tc>
+          <w:tcPr>
+            <w:tcW w:type="dxa" w:w="2550"/>
+          </w:tcPr>
+          <w:p>
+            <w:r/>
+            <w:r>
+              <w:rPr>
+                <w:rFonts w:ascii="Times New Roman" w:hAnsi="Times New Roman" w:eastAsia="微软雅黑"/>
+                <w:b w:val="0"/>
+                <w:i w:val="0"/>
+                <w:sz w:val="20"/>
+              </w:rPr>
+              <w:t>The book that I bought is useful.</w:t>
+            </w:r>
+          </w:p>
+        </w:tc>
+      </w:tr>
+      <w:tr>
+        <w:tc>
+          <w:tcPr>
+            <w:tcW w:type="dxa" w:w="2550"/>
+          </w:tcPr>
+          <w:p>
+            <w:r/>
+            <w:r>
+              <w:rPr>
+                <w:rFonts w:ascii="Times New Roman" w:hAnsi="Times New Roman" w:eastAsia="微软雅黑"/>
+                <w:b w:val="0"/>
+                <w:i w:val="0"/>
+                <w:sz w:val="20"/>
+              </w:rPr>
+              <w:t>whose</w:t>
+            </w:r>
+          </w:p>
+        </w:tc>
+        <w:tc>
+          <w:tcPr>
+            <w:tcW w:type="dxa" w:w="2550"/>
+          </w:tcPr>
+          <w:p>
+            <w:r/>
+            <w:r>
+              <w:rPr>
+                <w:rFonts w:ascii="Times New Roman" w:hAnsi="Times New Roman" w:eastAsia="微软雅黑"/>
+                <w:b w:val="0"/>
+                <w:i w:val="0"/>
+                <w:sz w:val="20"/>
+              </w:rPr>
+              <w:t>人/物（所属）</w:t>
+            </w:r>
+          </w:p>
+        </w:tc>
+        <w:tc>
+          <w:tcPr>
+            <w:tcW w:type="dxa" w:w="2550"/>
+          </w:tcPr>
+          <w:p>
+            <w:r/>
+            <w:r>
+              <w:rPr>
+                <w:rFonts w:ascii="Times New Roman" w:hAnsi="Times New Roman" w:eastAsia="微软雅黑"/>
+                <w:b w:val="0"/>
+                <w:i w:val="0"/>
+                <w:sz w:val="20"/>
+              </w:rPr>
+              <w:t>定语（后接名词）</w:t>
+            </w:r>
+          </w:p>
+        </w:tc>
+        <w:tc>
+          <w:tcPr>
+            <w:tcW w:type="dxa" w:w="2550"/>
+          </w:tcPr>
+          <w:p>
+            <w:r/>
+            <w:r>
+              <w:rPr>
+                <w:rFonts w:ascii="Times New Roman" w:hAnsi="Times New Roman" w:eastAsia="微软雅黑"/>
+                <w:b w:val="0"/>
+                <w:i w:val="0"/>
+                <w:sz w:val="20"/>
+              </w:rPr>
+              <w:t>The boy whose father is a doctor is my friend.</w:t>
+            </w:r>
+          </w:p>
+        </w:tc>
+      </w:tr>
+    </w:tbl>
+    <w:p>
+      <w:pPr>
+        <w:spacing w:before="80"/>
+      </w:pPr>
+      <w:r>
+        <w:rPr>
+          <w:rFonts w:ascii="Times New Roman" w:hAnsi="Times New Roman" w:eastAsia="微软雅黑"/>
+          <w:b/>
+          <w:i w:val="0"/>
+          <w:color w:val="2E75B6"/>
+          <w:sz w:val="24"/>
+        </w:rPr>
+        <w:t>4.7 选择三步法与易错点</w:t>
+      </w:r>
+    </w:p>
+    <w:p>
+      <w:pPr>
+        <w:pStyle w:val="ListBullet"/>
+        <w:spacing w:after="20"/>
+      </w:pPr>
+      <w:r>
+        <w:rPr>
+          <w:rFonts w:ascii="Times New Roman" w:hAnsi="Times New Roman" w:eastAsia="微软雅黑"/>
+          <w:b/>
+          <w:i w:val="0"/>
+          <w:color w:val="C00000"/>
+          <w:sz w:val="22"/>
+        </w:rPr>
+        <w:t>三步法：① 找先行词（人还是物）；② 看从句缺什么成分（主/宾→代词，定语→whose）；③ 选关系词。</w:t>
+      </w:r>
+    </w:p>
+    <w:p>
+      <w:pPr>
+        <w:pStyle w:val="ListBullet"/>
+        <w:spacing w:after="20"/>
+      </w:pPr>
+      <w:r>
+        <w:rPr>
+          <w:rFonts w:ascii="Times New Roman" w:hAnsi="Times New Roman" w:eastAsia="微软雅黑"/>
+          <w:b w:val="0"/>
+          <w:i w:val="0"/>
+          <w:sz w:val="22"/>
+        </w:rPr>
+        <w:t>易错：whose 后必须接名词（whose father）；介词后不用 who/that（介词 + which/whom）。</w:t>
       </w:r>
     </w:p>
     <w:p>
@@ -270,7 +1150,7 @@
           <w:i w:val="0"/>
           <w:sz w:val="22"/>
         </w:rPr>
-        <w:t>2. She, who came to China alone at the age of eighteen, taught ___ Chinese, and she did all the work by ___, which surprised everyone in the company.</w:t>
+        <w:t>2. She, who came to China alone at the age of eighteen, taught ___ Chinese, and she did all the work by ___ , which surprised everyone in the company.</w:t>
       </w:r>
     </w:p>
     <w:p>
@@ -386,7 +1266,7 @@
           <w:i w:val="0"/>
           <w:sz w:val="22"/>
         </w:rPr>
-        <w:t>6. You'd better ___ the same mistake again, or the coach, who has warned you twice, will be angry with you; and you'd better ___ harder next time to win the game.</w:t>
+        <w:t>6. The girl ___ is standing under the tree is the one ___ won the first prize in the speech contest, which made her parents very proud.</w:t>
       </w:r>
     </w:p>
     <w:p>
@@ -401,7 +1281,7 @@
           <w:i w:val="0"/>
           <w:sz w:val="21"/>
         </w:rPr>
-        <w:t>A. not make / try　B. not to make / to try　C. don't make / trying　D. not making / tried</w:t>
+        <w:t>A. who / who　B. whom / which　C. which / who　D. whose / whom</w:t>
       </w:r>
     </w:p>
     <w:p>
@@ -415,7 +1295,7 @@
           <w:i w:val="0"/>
           <w:sz w:val="22"/>
         </w:rPr>
-        <w:t>7. Although he had no teacher at all, the young man, who loved music deeply, taught ___ to play the piano, and he enjoyed ___ every evening after work, which moved his neighbors.</w:t>
+        <w:t>7. The book ___ you borrowed from the library last week has been returned, but the magazine ___ I left on the desk is still missing.</w:t>
       </w:r>
     </w:p>
     <w:p>
@@ -430,7 +1310,7 @@
           <w:i w:val="0"/>
           <w:sz w:val="21"/>
         </w:rPr>
-        <w:t>A. himself / himself　B. herself / himself　C. him / herself　D. itself / himself</w:t>
+        <w:t>A. which / which　B. who / who　C. whose / whose　D. where / when</w:t>
       </w:r>
     </w:p>
     <w:p>
@@ -444,7 +1324,7 @@
           <w:i w:val="0"/>
           <w:sz w:val="22"/>
         </w:rPr>
-        <w:t>8. The woman in red, who is talking with the headmaster, ___ be our new English teacher, because I saw her in the office this morning; she ___ be a student, for she looks too old for that.</w:t>
+        <w:t>8. The boy ___ father is a famous scientist is our monitor, and the girl ___ mother is a doctor sits next to him in class.</w:t>
       </w:r>
     </w:p>
     <w:p>
@@ -459,7 +1339,7 @@
           <w:i w:val="0"/>
           <w:sz w:val="21"/>
         </w:rPr>
-        <w:t>A. must / can't　B. can't / must　C. might / might　D. must / must</w:t>
+        <w:t>A. who / who　B. whose / whose　C. which / which　D. whom / whom</w:t>
       </w:r>
     </w:p>
     <w:p>
@@ -473,7 +1353,7 @@
           <w:i w:val="0"/>
           <w:sz w:val="22"/>
         </w:rPr>
-        <w:t>9. The host said to the guests, "Please help ___ to some fruit, which I picked from my own garden," and the children, who were hungry after the long trip, ate the cakes by ___ .</w:t>
+        <w:t>9. The man ___ I met at the conference yesterday is the writer ___ books sell well nationwide, which surprised me a lot.</w:t>
       </w:r>
     </w:p>
     <w:p>
@@ -488,7 +1368,7 @@
           <w:i w:val="0"/>
           <w:sz w:val="21"/>
         </w:rPr>
-        <w:t>A. yourself / themselves　B. yourselves / themselves　C. themselves / yourselves　D. yourselves / yourself</w:t>
+        <w:t>A. whom / whose　B. who / whom　C. which / who　D. whose / which</w:t>
       </w:r>
     </w:p>
     <w:p>
@@ -502,7 +1382,7 @@
           <w:i w:val="0"/>
           <w:sz w:val="22"/>
         </w:rPr>
-        <w:t>10. You look so tired, so you'd better ___ a good rest, and you should take care of ___, because nobody else will look after you when you are ill.</w:t>
+        <w:t>10. This is the most interesting novel ___ I have read this year, and I recommend it to anyone ___ loves science fiction, which is a good way to relax.</w:t>
       </w:r>
     </w:p>
     <w:p>
@@ -517,7 +1397,7 @@
           <w:i w:val="0"/>
           <w:sz w:val="21"/>
         </w:rPr>
-        <w:t>A. have / yourself　B. to have / yourself　C. having / yourselves　D. has / himself</w:t>
+        <w:t>A. that / who　B. which / whom　C. who / whose　D. where / that</w:t>
       </w:r>
     </w:p>
     <w:p>
@@ -703,7 +1583,7 @@
           <w:i w:val="0"/>
           <w:sz w:val="22"/>
         </w:rPr>
-        <w:t>3. 灯亮着，所以他一定在家；那不可能是他哥哥。</w:t>
+        <w:t>3. 站在树下的那个女孩是我最好的朋友。</w:t>
       </w:r>
     </w:p>
     <w:sectPr>
